--- a/STARLAB_Unit_5/Teaching Guides/Week_25_Writing_the_Discussion.docx
+++ b/STARLAB_Unit_5/Teaching Guides/Week_25_Writing_the_Discussion.docx
@@ -86,6 +86,12 @@
       </w:pPr>
       <w:r>
         <w:t>Teacher Materials</w:t>
+      </w:r>
+    </w:p>
+    <w:p>
+      <w:pPr/>
+      <w:r>
+        <w:t>Deck Use: Primary - Deck 14: Writing the Discussion - Claim, Evidence, Reasoning</w:t>
       </w:r>
     </w:p>
     <w:p>
